--- a/期中報告/期中報告-M11509904張健志.docx
+++ b/期中報告/期中報告-M11509904張健志.docx
@@ -4,6 +4,9 @@
   <w:body>
     <w:p>
       <w:pPr>
+        <w:tabs>
+          <w:tab w:val="left" w:pos="7797"/>
+        </w:tabs>
         <w:adjustRightInd w:val="0"/>
         <w:snapToGrid w:val="0"/>
         <w:spacing w:line="440" w:lineRule="exact"/>
@@ -982,15 +985,23 @@
           <w:sz w:val="28"/>
           <w:szCs w:val="28"/>
         </w:rPr>
-        <w:t>甲、特別技術特徵（使本案具備新穎性與進步性之關鍵特徵）：</w:t>
-      </w:r>
-    </w:p>
-    <w:p>
-      <w:pPr>
-        <w:adjustRightInd w:val="0"/>
-        <w:snapToGrid w:val="0"/>
-        <w:spacing w:line="440" w:lineRule="exact"/>
-        <w:ind w:leftChars="500" w:left="1560" w:hanging="360"/>
+        <w:t>A</w:t>
+      </w:r>
+      <w:r>
+        <w:rPr>
+          <w:rFonts w:ascii="標楷體" w:eastAsia="標楷體" w:hAnsi="標楷體" w:hint="eastAsia"/>
+          <w:sz w:val="28"/>
+          <w:szCs w:val="28"/>
+        </w:rPr>
+        <w:t>、特別技術特徵（使本案具備新穎性與進步性之關鍵特徵）：</w:t>
+      </w:r>
+    </w:p>
+    <w:p>
+      <w:pPr>
+        <w:adjustRightInd w:val="0"/>
+        <w:snapToGrid w:val="0"/>
+        <w:spacing w:line="440" w:lineRule="exact"/>
+        <w:ind w:leftChars="400" w:left="1357" w:hanging="397"/>
         <w:rPr>
           <w:rFonts w:ascii="標楷體" w:eastAsia="標楷體" w:hAnsi="標楷體"/>
           <w:sz w:val="28"/>
@@ -1021,7 +1032,7 @@
         <w:adjustRightInd w:val="0"/>
         <w:snapToGrid w:val="0"/>
         <w:spacing w:line="440" w:lineRule="exact"/>
-        <w:ind w:leftChars="500" w:left="1560" w:hanging="360"/>
+        <w:ind w:leftChars="400" w:left="1357" w:hanging="397"/>
         <w:rPr>
           <w:rFonts w:ascii="標楷體" w:eastAsia="標楷體" w:hAnsi="標楷體"/>
           <w:sz w:val="28"/>
@@ -1052,7 +1063,7 @@
         <w:adjustRightInd w:val="0"/>
         <w:snapToGrid w:val="0"/>
         <w:spacing w:line="440" w:lineRule="exact"/>
-        <w:ind w:leftChars="500" w:left="1560" w:hanging="360"/>
+        <w:ind w:leftChars="400" w:left="1357" w:hanging="397"/>
         <w:rPr>
           <w:rFonts w:ascii="標楷體" w:eastAsia="標楷體" w:hAnsi="標楷體"/>
           <w:sz w:val="28"/>
@@ -1114,15 +1125,25 @@
           <w:sz w:val="28"/>
           <w:szCs w:val="28"/>
         </w:rPr>
-        <w:t>乙、一般技術特徵（系統基礎硬體架構與元件）：</w:t>
-      </w:r>
-    </w:p>
-    <w:p>
-      <w:pPr>
-        <w:adjustRightInd w:val="0"/>
-        <w:snapToGrid w:val="0"/>
-        <w:spacing w:line="440" w:lineRule="exact"/>
-        <w:ind w:leftChars="499" w:left="1699" w:hanging="501"/>
+        <w:t>B</w:t>
+      </w:r>
+      <w:bookmarkStart w:id="0" w:name="_GoBack"/>
+      <w:bookmarkEnd w:id="0"/>
+      <w:r>
+        <w:rPr>
+          <w:rFonts w:ascii="標楷體" w:eastAsia="標楷體" w:hAnsi="標楷體" w:hint="eastAsia"/>
+          <w:sz w:val="28"/>
+          <w:szCs w:val="28"/>
+        </w:rPr>
+        <w:t>、一般技術特徵（系統基礎硬體架構與元件）：</w:t>
+      </w:r>
+    </w:p>
+    <w:p>
+      <w:pPr>
+        <w:adjustRightInd w:val="0"/>
+        <w:snapToGrid w:val="0"/>
+        <w:spacing w:line="440" w:lineRule="exact"/>
+        <w:ind w:leftChars="400" w:left="1357" w:hanging="397"/>
         <w:rPr>
           <w:rFonts w:ascii="標楷體" w:eastAsia="標楷體" w:hAnsi="標楷體"/>
           <w:sz w:val="28"/>
@@ -1249,7 +1270,7 @@
         <w:adjustRightInd w:val="0"/>
         <w:snapToGrid w:val="0"/>
         <w:spacing w:line="440" w:lineRule="exact"/>
-        <w:ind w:leftChars="300" w:left="1134" w:hanging="414"/>
+        <w:ind w:leftChars="400" w:left="1357" w:hanging="397"/>
         <w:rPr>
           <w:rFonts w:ascii="標楷體" w:eastAsia="標楷體" w:hAnsi="標楷體"/>
           <w:sz w:val="28"/>
@@ -1334,7 +1355,7 @@
         <w:adjustRightInd w:val="0"/>
         <w:snapToGrid w:val="0"/>
         <w:spacing w:line="440" w:lineRule="exact"/>
-        <w:ind w:leftChars="300" w:left="1134" w:hanging="414"/>
+        <w:ind w:leftChars="400" w:left="1357" w:hanging="397"/>
         <w:rPr>
           <w:rFonts w:ascii="標楷體" w:eastAsia="標楷體" w:hAnsi="標楷體"/>
           <w:sz w:val="28"/>
@@ -1357,8 +1378,22 @@
           <w:sz w:val="28"/>
           <w:szCs w:val="28"/>
         </w:rPr>
-        <w:t xml:space="preserve"> 伺服器數量限定（請求項 3）：具體較佳實施例中，預啟動</w:t>
-      </w:r>
+        <w:t xml:space="preserve"> 伺服器數量限定（請求項 3）：具體較佳實施例中，預啟動程式伺服器之數量設定為三個（3台）。</w:t>
+      </w:r>
+    </w:p>
+    <w:p>
+      <w:pPr>
+        <w:adjustRightInd w:val="0"/>
+        <w:snapToGrid w:val="0"/>
+        <w:spacing w:line="440" w:lineRule="exact"/>
+        <w:ind w:leftChars="400" w:left="1357" w:hanging="397"/>
+        <w:rPr>
+          <w:rFonts w:ascii="標楷體" w:eastAsia="標楷體" w:hAnsi="標楷體"/>
+          <w:sz w:val="28"/>
+          <w:szCs w:val="28"/>
+        </w:rPr>
+      </w:pPr>
+      <w:proofErr w:type="gramStart"/>
       <w:r>
         <w:rPr>
           <w:rFonts w:ascii="標楷體" w:eastAsia="標楷體" w:hAnsi="標楷體" w:hint="eastAsia"/>
@@ -1366,15 +1401,24 @@
           <w:szCs w:val="28"/>
         </w:rPr>
         <w:lastRenderedPageBreak/>
-        <w:t>程式伺服器之數量設定為三個（3台）。</w:t>
-      </w:r>
-    </w:p>
-    <w:p>
-      <w:pPr>
-        <w:adjustRightInd w:val="0"/>
-        <w:snapToGrid w:val="0"/>
-        <w:spacing w:line="440" w:lineRule="exact"/>
-        <w:ind w:leftChars="300" w:left="1134" w:hanging="414"/>
+        <w:t>•</w:t>
+      </w:r>
+      <w:proofErr w:type="gramEnd"/>
+      <w:r>
+        <w:rPr>
+          <w:rFonts w:ascii="標楷體" w:eastAsia="標楷體" w:hAnsi="標楷體" w:hint="eastAsia"/>
+          <w:sz w:val="28"/>
+          <w:szCs w:val="28"/>
+        </w:rPr>
+        <w:t xml:space="preserve"> 負載均衡元件（請求項 4）：明確界定該負載均衡處理器係為 Nginx 伺服器，展現軟體架構實作細節。</w:t>
+      </w:r>
+    </w:p>
+    <w:p>
+      <w:pPr>
+        <w:adjustRightInd w:val="0"/>
+        <w:snapToGrid w:val="0"/>
+        <w:spacing w:line="440" w:lineRule="exact"/>
+        <w:ind w:leftChars="400" w:left="1357" w:hanging="397"/>
         <w:rPr>
           <w:rFonts w:ascii="標楷體" w:eastAsia="標楷體" w:hAnsi="標楷體"/>
           <w:sz w:val="28"/>
@@ -1397,15 +1441,15 @@
           <w:sz w:val="28"/>
           <w:szCs w:val="28"/>
         </w:rPr>
-        <w:t xml:space="preserve"> 負載均衡元件（請求項 4）：明確界定該負載均衡處理器係為 Nginx 伺服器，展現軟體架構實作細節。</w:t>
-      </w:r>
-    </w:p>
-    <w:p>
-      <w:pPr>
-        <w:adjustRightInd w:val="0"/>
-        <w:snapToGrid w:val="0"/>
-        <w:spacing w:line="440" w:lineRule="exact"/>
-        <w:ind w:leftChars="300" w:left="1134" w:hanging="414"/>
+        <w:t xml:space="preserve"> 動態設定伺服器（請求項 5 &amp; 6）：界定該動態主機設定伺服器為 DHCP 伺服器，且取得路徑與 IP 之步驟係透過執行 DHCP 常駐程式（DHCPD, DHCP Daemon）達成。</w:t>
+      </w:r>
+    </w:p>
+    <w:p>
+      <w:pPr>
+        <w:adjustRightInd w:val="0"/>
+        <w:snapToGrid w:val="0"/>
+        <w:spacing w:line="440" w:lineRule="exact"/>
+        <w:ind w:leftChars="400" w:left="1357" w:hanging="397"/>
         <w:rPr>
           <w:rFonts w:ascii="標楷體" w:eastAsia="標楷體" w:hAnsi="標楷體"/>
           <w:sz w:val="28"/>
@@ -1428,37 +1472,6 @@
           <w:sz w:val="28"/>
           <w:szCs w:val="28"/>
         </w:rPr>
-        <w:t xml:space="preserve"> 動態設定伺服器（請求項 5 &amp; 6）：界定該動態主機設定伺服器為 DHCP 伺服器，且取得路徑與 IP 之步驟係透過執行 DHCP 常駐程式（DHCPD, DHCP Daemon）達成。</w:t>
-      </w:r>
-    </w:p>
-    <w:p>
-      <w:pPr>
-        <w:adjustRightInd w:val="0"/>
-        <w:snapToGrid w:val="0"/>
-        <w:spacing w:line="440" w:lineRule="exact"/>
-        <w:ind w:leftChars="300" w:left="1134" w:hanging="414"/>
-        <w:rPr>
-          <w:rFonts w:ascii="標楷體" w:eastAsia="標楷體" w:hAnsi="標楷體"/>
-          <w:sz w:val="28"/>
-          <w:szCs w:val="28"/>
-        </w:rPr>
-      </w:pPr>
-      <w:proofErr w:type="gramStart"/>
-      <w:r>
-        <w:rPr>
-          <w:rFonts w:ascii="標楷體" w:eastAsia="標楷體" w:hAnsi="標楷體" w:hint="eastAsia"/>
-          <w:sz w:val="28"/>
-          <w:szCs w:val="28"/>
-        </w:rPr>
-        <w:t>•</w:t>
-      </w:r>
-      <w:proofErr w:type="gramEnd"/>
-      <w:r>
-        <w:rPr>
-          <w:rFonts w:ascii="標楷體" w:eastAsia="標楷體" w:hAnsi="標楷體" w:hint="eastAsia"/>
-          <w:sz w:val="28"/>
-          <w:szCs w:val="28"/>
-        </w:rPr>
         <w:t xml:space="preserve"> 檔案傳輸協定（請求項 7）：界定該檔案傳輸協定採用簡單檔案傳輸通訊協定（TFTP, Trivial File Transfer Protocol）。</w:t>
       </w:r>
     </w:p>
@@ -1467,7 +1480,7 @@
         <w:adjustRightInd w:val="0"/>
         <w:snapToGrid w:val="0"/>
         <w:spacing w:line="440" w:lineRule="exact"/>
-        <w:ind w:leftChars="300" w:left="1134" w:hanging="414"/>
+        <w:ind w:leftChars="400" w:left="1357" w:hanging="397"/>
         <w:rPr>
           <w:rFonts w:ascii="標楷體" w:eastAsia="標楷體" w:hAnsi="標楷體"/>
           <w:sz w:val="28"/>
@@ -1562,7 +1575,7 @@
         <w:adjustRightInd w:val="0"/>
         <w:snapToGrid w:val="0"/>
         <w:spacing w:line="440" w:lineRule="exact"/>
-        <w:ind w:left="1132" w:hangingChars="233" w:hanging="652"/>
+        <w:ind w:leftChars="400" w:left="1156" w:hangingChars="70" w:hanging="196"/>
         <w:rPr>
           <w:rFonts w:ascii="標楷體" w:eastAsia="標楷體" w:hAnsi="標楷體"/>
           <w:sz w:val="28"/>
@@ -1602,7 +1615,7 @@
         <w:adjustRightInd w:val="0"/>
         <w:snapToGrid w:val="0"/>
         <w:spacing w:line="440" w:lineRule="exact"/>
-        <w:ind w:left="1132" w:hangingChars="233" w:hanging="652"/>
+        <w:ind w:leftChars="400" w:left="1156" w:hangingChars="70" w:hanging="196"/>
         <w:rPr>
           <w:rFonts w:ascii="標楷體" w:eastAsia="標楷體" w:hAnsi="標楷體"/>
           <w:sz w:val="28"/>
@@ -1645,7 +1658,7 @@
         <w:adjustRightInd w:val="0"/>
         <w:snapToGrid w:val="0"/>
         <w:spacing w:line="440" w:lineRule="exact"/>
-        <w:ind w:left="993" w:hanging="61"/>
+        <w:ind w:left="993"/>
         <w:rPr>
           <w:rFonts w:ascii="標楷體" w:eastAsia="標楷體" w:hAnsi="標楷體"/>
           <w:sz w:val="28"/>
@@ -1746,19 +1759,28 @@
         <w:adjustRightInd w:val="0"/>
         <w:snapToGrid w:val="0"/>
         <w:spacing w:line="440" w:lineRule="exact"/>
-        <w:rPr>
-          <w:rFonts w:ascii="標楷體" w:eastAsia="標楷體" w:hAnsi="標楷體"/>
-          <w:sz w:val="28"/>
-          <w:szCs w:val="28"/>
-        </w:rPr>
-      </w:pPr>
-      <w:r>
-        <w:rPr>
-          <w:rFonts w:ascii="標楷體" w:eastAsia="標楷體" w:hAnsi="標楷體" w:hint="eastAsia"/>
-          <w:sz w:val="28"/>
-          <w:szCs w:val="28"/>
-        </w:rPr>
-        <w:t>一、專利說明書與請求項撰寫品質檢討</w:t>
+        <w:ind w:firstLineChars="100" w:firstLine="280"/>
+        <w:rPr>
+          <w:rFonts w:ascii="標楷體" w:eastAsia="標楷體" w:hAnsi="標楷體"/>
+          <w:sz w:val="28"/>
+          <w:szCs w:val="28"/>
+        </w:rPr>
+      </w:pPr>
+      <w:r>
+        <w:rPr>
+          <w:rFonts w:ascii="標楷體" w:eastAsia="標楷體" w:hAnsi="標楷體" w:hint="eastAsia"/>
+          <w:sz w:val="28"/>
+          <w:szCs w:val="28"/>
+        </w:rPr>
+        <w:t>1</w:t>
+      </w:r>
+      <w:r>
+        <w:rPr>
+          <w:rFonts w:ascii="標楷體" w:eastAsia="標楷體" w:hAnsi="標楷體" w:hint="eastAsia"/>
+          <w:sz w:val="28"/>
+          <w:szCs w:val="28"/>
+        </w:rPr>
+        <w:t>、專利說明書與請求項撰寫品質檢討</w:t>
       </w:r>
     </w:p>
     <w:p>
@@ -1780,7 +1802,15 @@
           <w:sz w:val="28"/>
           <w:szCs w:val="28"/>
         </w:rPr>
-        <w:t>1. 請求項階層化與範圍防禦：本案全案僅有 8 項請求項，結構精簡。獨立項（請求項 1）將「儲存路徑為 Linux 下</w:t>
+        <w:t>A</w:t>
+      </w:r>
+      <w:r>
+        <w:rPr>
+          <w:rFonts w:ascii="標楷體" w:eastAsia="標楷體" w:hAnsi="標楷體" w:hint="eastAsia"/>
+          <w:sz w:val="28"/>
+          <w:szCs w:val="28"/>
+        </w:rPr>
+        <w:t>. 請求項階層化與範圍防禦：本案全案僅有 8 項請求項，結構精簡。獨立項（請求項 1）將「儲存路徑為 Linux 下之根目錄」明確納入特徵，這雖然強化了與先前技術的差</w:t>
       </w:r>
       <w:r>
         <w:rPr>
@@ -1789,7 +1819,7 @@
           <w:szCs w:val="28"/>
         </w:rPr>
         <w:lastRenderedPageBreak/>
-        <w:t>之根目錄」明確納入特徵，這雖然強化了與先前技術的差異性，但同時也為競爭對手提供了迴避設計（Design Around）的空間</w:t>
+        <w:t>異性，但同時也為競爭對手提供了迴避設計（Design Around）的空間</w:t>
       </w:r>
       <w:proofErr w:type="gramStart"/>
       <w:r>
@@ -1829,27 +1859,44 @@
           <w:sz w:val="28"/>
           <w:szCs w:val="28"/>
         </w:rPr>
-        <w:t>2. 附屬項之具體化限制：請求項 3 限定「伺服器數量為三個」，以及請求項 4 限定「Nginx 伺服器」，雖然能明確界定實施例，但限定數量為「三個」過於具體，建議在發明說明中敘述「至少二個以上」，以免限縮條文解釋。</w:t>
-      </w:r>
-    </w:p>
-    <w:p>
-      <w:pPr>
-        <w:adjustRightInd w:val="0"/>
-        <w:snapToGrid w:val="0"/>
-        <w:spacing w:line="440" w:lineRule="exact"/>
-        <w:rPr>
-          <w:rFonts w:ascii="標楷體" w:eastAsia="標楷體" w:hAnsi="標楷體"/>
-          <w:sz w:val="28"/>
-          <w:szCs w:val="28"/>
-        </w:rPr>
-      </w:pPr>
-      <w:r>
-        <w:rPr>
-          <w:rFonts w:ascii="標楷體" w:eastAsia="標楷體" w:hAnsi="標楷體" w:hint="eastAsia"/>
-          <w:sz w:val="28"/>
-          <w:szCs w:val="28"/>
-        </w:rPr>
-        <w:t>二、實務情境例外與技術改善建言</w:t>
+        <w:t>B</w:t>
+      </w:r>
+      <w:r>
+        <w:rPr>
+          <w:rFonts w:ascii="標楷體" w:eastAsia="標楷體" w:hAnsi="標楷體" w:hint="eastAsia"/>
+          <w:sz w:val="28"/>
+          <w:szCs w:val="28"/>
+        </w:rPr>
+        <w:t>. 附屬項之具體化限制：請求項 3 限定「伺服器數量為三個」，以及請求項 4 限定「Nginx 伺服器」，雖然能明確界定實施例，但限定數量為「三個」過於具體，建議在發明說明中敘述「至少二個以上」，以免限縮條文解釋。</w:t>
+      </w:r>
+    </w:p>
+    <w:p>
+      <w:pPr>
+        <w:adjustRightInd w:val="0"/>
+        <w:snapToGrid w:val="0"/>
+        <w:spacing w:line="440" w:lineRule="exact"/>
+        <w:ind w:firstLineChars="100" w:firstLine="280"/>
+        <w:rPr>
+          <w:rFonts w:ascii="標楷體" w:eastAsia="標楷體" w:hAnsi="標楷體"/>
+          <w:sz w:val="28"/>
+          <w:szCs w:val="28"/>
+        </w:rPr>
+      </w:pPr>
+      <w:r>
+        <w:rPr>
+          <w:rFonts w:ascii="標楷體" w:eastAsia="標楷體" w:hAnsi="標楷體" w:hint="eastAsia"/>
+          <w:sz w:val="28"/>
+          <w:szCs w:val="28"/>
+        </w:rPr>
+        <w:t>2</w:t>
+      </w:r>
+      <w:r>
+        <w:rPr>
+          <w:rFonts w:ascii="標楷體" w:eastAsia="標楷體" w:hAnsi="標楷體" w:hint="eastAsia"/>
+          <w:sz w:val="28"/>
+          <w:szCs w:val="28"/>
+        </w:rPr>
+        <w:t>、實務情境例外與技術改善建言</w:t>
       </w:r>
     </w:p>
     <w:p>
@@ -1871,7 +1918,15 @@
           <w:sz w:val="28"/>
           <w:szCs w:val="28"/>
         </w:rPr>
-        <w:t>1. TFTP 無加密通訊</w:t>
+        <w:t>A</w:t>
+      </w:r>
+      <w:r>
+        <w:rPr>
+          <w:rFonts w:ascii="標楷體" w:eastAsia="標楷體" w:hAnsi="標楷體" w:hint="eastAsia"/>
+          <w:sz w:val="28"/>
+          <w:szCs w:val="28"/>
+        </w:rPr>
+        <w:t>. TFTP 無加密通訊之資安風險：本案採用簡單檔案傳輸協定（TFTP），TFTP 不具備身分驗證與傳輸加密機制。在智慧工廠推動零信任（Zero Trust）</w:t>
       </w:r>
       <w:proofErr w:type="gramStart"/>
       <w:r>
@@ -1880,7 +1935,7 @@
           <w:sz w:val="28"/>
           <w:szCs w:val="28"/>
         </w:rPr>
-        <w:t>之資安風險</w:t>
+        <w:t>資安架構</w:t>
       </w:r>
       <w:proofErr w:type="gramEnd"/>
       <w:r>
@@ -1889,7 +1944,55 @@
           <w:sz w:val="28"/>
           <w:szCs w:val="28"/>
         </w:rPr>
-        <w:t>：本案採用簡單檔案傳輸協定（TFTP），TFTP 不具備身分驗證與傳輸加密機制。在智慧工廠推動零信任（Zero Trust）</w:t>
+        <w:t>下，未授權裝置可能透過 DHCP 廣播偽冒測試機擷取診斷核心。建議將 TFTP 改良為安全傳輸協定（如 HTTP/HTTPS 或 SFTP）或加入 PXE/</w:t>
+      </w:r>
+      <w:proofErr w:type="spellStart"/>
+      <w:r>
+        <w:rPr>
+          <w:rFonts w:ascii="標楷體" w:eastAsia="標楷體" w:hAnsi="標楷體" w:hint="eastAsia"/>
+          <w:sz w:val="28"/>
+          <w:szCs w:val="28"/>
+        </w:rPr>
+        <w:t>iPXE</w:t>
+      </w:r>
+      <w:proofErr w:type="spellEnd"/>
+      <w:r>
+        <w:rPr>
+          <w:rFonts w:ascii="標楷體" w:eastAsia="標楷體" w:hAnsi="標楷體" w:hint="eastAsia"/>
+          <w:sz w:val="28"/>
+          <w:szCs w:val="28"/>
+        </w:rPr>
+        <w:t xml:space="preserve"> 韌體簽章驗證。</w:t>
+      </w:r>
+    </w:p>
+    <w:p>
+      <w:pPr>
+        <w:pStyle w:val="a3"/>
+        <w:adjustRightInd w:val="0"/>
+        <w:snapToGrid w:val="0"/>
+        <w:spacing w:line="440" w:lineRule="exact"/>
+        <w:ind w:leftChars="355" w:left="1275" w:hangingChars="151" w:hanging="423"/>
+        <w:rPr>
+          <w:rFonts w:ascii="標楷體" w:eastAsia="標楷體" w:hAnsi="標楷體"/>
+          <w:sz w:val="28"/>
+          <w:szCs w:val="28"/>
+        </w:rPr>
+      </w:pPr>
+      <w:r>
+        <w:rPr>
+          <w:rFonts w:ascii="標楷體" w:eastAsia="標楷體" w:hAnsi="標楷體" w:hint="eastAsia"/>
+          <w:sz w:val="28"/>
+          <w:szCs w:val="28"/>
+        </w:rPr>
+        <w:t>B</w:t>
+      </w:r>
+      <w:r>
+        <w:rPr>
+          <w:rFonts w:ascii="標楷體" w:eastAsia="標楷體" w:hAnsi="標楷體" w:hint="eastAsia"/>
+          <w:sz w:val="28"/>
+          <w:szCs w:val="28"/>
+        </w:rPr>
+        <w:t>. DHCP 廣播風暴與動態容錯（Failover）：當數千台裝置同時發送 DHCPDISCOVER 廣播時，可能造成廣播風暴。未來可引入 Kubernetes 容器化部署或 Docker 化的 Nginx 叢集，實現預啟動伺服器的動態彈性</w:t>
       </w:r>
       <w:proofErr w:type="gramStart"/>
       <w:r>
@@ -1898,7 +2001,7 @@
           <w:sz w:val="28"/>
           <w:szCs w:val="28"/>
         </w:rPr>
-        <w:t>資安架構</w:t>
+        <w:t>擴縮容</w:t>
       </w:r>
       <w:proofErr w:type="gramEnd"/>
       <w:r>
@@ -1907,25 +2010,7 @@
           <w:sz w:val="28"/>
           <w:szCs w:val="28"/>
         </w:rPr>
-        <w:t>下，未授權裝置可能透過 DHCP 廣播偽冒測試機擷取診斷核心。建議將 TFTP 改良為安全傳輸協定（如 HTTP/HTTPS 或 SFTP）或加入 PXE/</w:t>
-      </w:r>
-      <w:proofErr w:type="spellStart"/>
-      <w:r>
-        <w:rPr>
-          <w:rFonts w:ascii="標楷體" w:eastAsia="標楷體" w:hAnsi="標楷體" w:hint="eastAsia"/>
-          <w:sz w:val="28"/>
-          <w:szCs w:val="28"/>
-        </w:rPr>
-        <w:t>iPXE</w:t>
-      </w:r>
-      <w:proofErr w:type="spellEnd"/>
-      <w:r>
-        <w:rPr>
-          <w:rFonts w:ascii="標楷體" w:eastAsia="標楷體" w:hAnsi="標楷體" w:hint="eastAsia"/>
-          <w:sz w:val="28"/>
-          <w:szCs w:val="28"/>
-        </w:rPr>
-        <w:t xml:space="preserve"> 韌體簽章驗證。</w:t>
+        <w:t>（Auto-scaling）與自動故障轉移（Failover）。</w:t>
       </w:r>
     </w:p>
     <w:p>
@@ -1934,20 +2019,54 @@
         <w:adjustRightInd w:val="0"/>
         <w:snapToGrid w:val="0"/>
         <w:spacing w:line="440" w:lineRule="exact"/>
-        <w:ind w:leftChars="355" w:left="1275" w:hangingChars="151" w:hanging="423"/>
-        <w:rPr>
-          <w:rFonts w:ascii="標楷體" w:eastAsia="標楷體" w:hAnsi="標楷體"/>
-          <w:sz w:val="28"/>
-          <w:szCs w:val="28"/>
-        </w:rPr>
-      </w:pPr>
-      <w:r>
-        <w:rPr>
-          <w:rFonts w:ascii="標楷體" w:eastAsia="標楷體" w:hAnsi="標楷體" w:hint="eastAsia"/>
-          <w:sz w:val="28"/>
-          <w:szCs w:val="28"/>
-        </w:rPr>
-        <w:t>2. DHCP 廣播風暴與動態容錯（Failover）：當數千台裝置同時發送 DHCPDISCOVER 廣播時，可能造成廣播風暴。未來可引入 Kubernetes 容器化部署或 Docker 化的 Nginx 叢集，實現預啟動伺服器的動態彈性</w:t>
+        <w:ind w:leftChars="0" w:firstLineChars="152" w:firstLine="426"/>
+        <w:rPr>
+          <w:rFonts w:ascii="標楷體" w:eastAsia="標楷體" w:hAnsi="標楷體"/>
+          <w:sz w:val="28"/>
+          <w:szCs w:val="28"/>
+        </w:rPr>
+      </w:pPr>
+    </w:p>
+    <w:p>
+      <w:pPr>
+        <w:adjustRightInd w:val="0"/>
+        <w:snapToGrid w:val="0"/>
+        <w:spacing w:line="440" w:lineRule="exact"/>
+        <w:rPr>
+          <w:rFonts w:ascii="標楷體" w:eastAsia="標楷體" w:hAnsi="標楷體"/>
+          <w:sz w:val="28"/>
+          <w:szCs w:val="28"/>
+        </w:rPr>
+      </w:pPr>
+      <w:r>
+        <w:rPr>
+          <w:rFonts w:ascii="標楷體" w:eastAsia="標楷體" w:hAnsi="標楷體" w:hint="eastAsia"/>
+          <w:sz w:val="28"/>
+          <w:szCs w:val="28"/>
+        </w:rPr>
+        <w:t>五、AI 工具使用聲明與說明：</w:t>
+      </w:r>
+    </w:p>
+    <w:p>
+      <w:pPr>
+        <w:pStyle w:val="a3"/>
+        <w:adjustRightInd w:val="0"/>
+        <w:snapToGrid w:val="0"/>
+        <w:spacing w:line="440" w:lineRule="exact"/>
+        <w:ind w:leftChars="0" w:firstLineChars="152" w:firstLine="426"/>
+        <w:rPr>
+          <w:rFonts w:ascii="標楷體" w:eastAsia="標楷體" w:hAnsi="標楷體"/>
+          <w:sz w:val="28"/>
+          <w:szCs w:val="28"/>
+        </w:rPr>
+      </w:pPr>
+      <w:r>
+        <w:rPr>
+          <w:rFonts w:ascii="標楷體" w:eastAsia="標楷體" w:hAnsi="標楷體" w:hint="eastAsia"/>
+          <w:sz w:val="28"/>
+          <w:szCs w:val="28"/>
+        </w:rPr>
+        <w:t>本期中報告使用 Gemini Notebook AI 進行專利專有名詞梳理、專利檢索格式拆解與內文結構化校對。報告內所有技術分析、</w:t>
       </w:r>
       <w:proofErr w:type="gramStart"/>
       <w:r>
@@ -1956,7 +2075,7 @@
           <w:sz w:val="28"/>
           <w:szCs w:val="28"/>
         </w:rPr>
-        <w:t>擴縮容</w:t>
+        <w:t>請求項解構</w:t>
       </w:r>
       <w:proofErr w:type="gramEnd"/>
       <w:r>
@@ -1965,63 +2084,7 @@
           <w:sz w:val="28"/>
           <w:szCs w:val="28"/>
         </w:rPr>
-        <w:t>（Auto-scaling）與自動故障轉移（Failover）。</w:t>
-      </w:r>
-    </w:p>
-    <w:p>
-      <w:pPr>
-        <w:pStyle w:val="a3"/>
-        <w:adjustRightInd w:val="0"/>
-        <w:snapToGrid w:val="0"/>
-        <w:spacing w:line="440" w:lineRule="exact"/>
-        <w:ind w:leftChars="0" w:firstLineChars="152" w:firstLine="426"/>
-        <w:rPr>
-          <w:rFonts w:ascii="標楷體" w:eastAsia="標楷體" w:hAnsi="標楷體"/>
-          <w:sz w:val="28"/>
-          <w:szCs w:val="28"/>
-        </w:rPr>
-      </w:pPr>
-    </w:p>
-    <w:p>
-      <w:pPr>
-        <w:adjustRightInd w:val="0"/>
-        <w:snapToGrid w:val="0"/>
-        <w:spacing w:line="440" w:lineRule="exact"/>
-        <w:rPr>
-          <w:rFonts w:ascii="標楷體" w:eastAsia="標楷體" w:hAnsi="標楷體"/>
-          <w:sz w:val="28"/>
-          <w:szCs w:val="28"/>
-        </w:rPr>
-      </w:pPr>
-      <w:r>
-        <w:rPr>
-          <w:rFonts w:ascii="標楷體" w:eastAsia="標楷體" w:hAnsi="標楷體" w:hint="eastAsia"/>
-          <w:sz w:val="28"/>
-          <w:szCs w:val="28"/>
-        </w:rPr>
-        <w:t>五、AI 工具使用聲明與說明：</w:t>
-      </w:r>
-    </w:p>
-    <w:p>
-      <w:pPr>
-        <w:pStyle w:val="a3"/>
-        <w:adjustRightInd w:val="0"/>
-        <w:snapToGrid w:val="0"/>
-        <w:spacing w:line="440" w:lineRule="exact"/>
-        <w:ind w:leftChars="0" w:firstLineChars="152" w:firstLine="426"/>
-        <w:rPr>
-          <w:rFonts w:ascii="標楷體" w:eastAsia="標楷體" w:hAnsi="標楷體"/>
-          <w:sz w:val="28"/>
-          <w:szCs w:val="28"/>
-        </w:rPr>
-      </w:pPr>
-      <w:r>
-        <w:rPr>
-          <w:rFonts w:ascii="標楷體" w:eastAsia="標楷體" w:hAnsi="標楷體" w:hint="eastAsia"/>
-          <w:sz w:val="28"/>
-          <w:szCs w:val="28"/>
-        </w:rPr>
-        <w:t>本期中報告使用 Gemini Notebook AI 進行專利專有名詞梳理、專利檢索格式拆解與內文結構化校對。報告內所有技術分析、</w:t>
+        <w:t>與心得評價均經由本人深度</w:t>
       </w:r>
       <w:proofErr w:type="gramStart"/>
       <w:r>
@@ -2030,7 +2093,7 @@
           <w:sz w:val="28"/>
           <w:szCs w:val="28"/>
         </w:rPr>
-        <w:t>請求項解構</w:t>
+        <w:t>研</w:t>
       </w:r>
       <w:proofErr w:type="gramEnd"/>
       <w:r>
@@ -2039,28 +2102,8 @@
           <w:sz w:val="28"/>
           <w:szCs w:val="28"/>
         </w:rPr>
-        <w:t>與心得評價均經由本人深度</w:t>
-      </w:r>
-      <w:proofErr w:type="gramStart"/>
-      <w:r>
-        <w:rPr>
-          <w:rFonts w:ascii="標楷體" w:eastAsia="標楷體" w:hAnsi="標楷體" w:hint="eastAsia"/>
-          <w:sz w:val="28"/>
-          <w:szCs w:val="28"/>
-        </w:rPr>
-        <w:t>研</w:t>
-      </w:r>
-      <w:proofErr w:type="gramEnd"/>
-      <w:r>
-        <w:rPr>
-          <w:rFonts w:ascii="標楷體" w:eastAsia="標楷體" w:hAnsi="標楷體" w:hint="eastAsia"/>
-          <w:sz w:val="28"/>
-          <w:szCs w:val="28"/>
-        </w:rPr>
         <w:t>讀本案說明書與圖式後進行整理與撰寫，無直接複製貼上 AI 生成內容，符合課堂學術倫理規範。</w:t>
       </w:r>
-      <w:bookmarkStart w:id="0" w:name="_GoBack"/>
-      <w:bookmarkEnd w:id="0"/>
     </w:p>
     <w:sectPr>
       <w:footerReference w:type="default" r:id="rId9"/>
@@ -3852,7 +3895,7 @@
 </file>
 
 <file path=customXml/itemProps1.xml><?xml version="1.0" encoding="utf-8"?>
-<ds:datastoreItem xmlns:ds="http://schemas.openxmlformats.org/officeDocument/2006/customXml" ds:itemID="{203F77C7-78E7-432B-B83E-3BCEABE35E9F}">
+<ds:datastoreItem xmlns:ds="http://schemas.openxmlformats.org/officeDocument/2006/customXml" ds:itemID="{56AFEB3A-B32C-485B-B0FF-3BA9DE3785C0}">
   <ds:schemaRefs>
     <ds:schemaRef ds:uri="http://schemas.openxmlformats.org/officeDocument/2006/bibliography"/>
   </ds:schemaRefs>
